--- a/cinderella/legal/out-partner-adviser-2026-10-07/Sunjay_Mathews_Partner_Agreement.docx
+++ b/cinderella/legal/out-partner-adviser-2026-10-07/Sunjay_Mathews_Partner_Agreement.docx
@@ -920,7 +920,7 @@
           <w:szCs w:val="22"/>
           <w:rtl w:val="0"/>
         </w:rPr>
-        <w:t>2.2  Seed dilution applies.  Because the Base Shares are measured pre-Seed, Partner is diluted by the Seed Round on the same basis as Norman and Greg Kristof. For illustration only: on a pre-Seed capitalization of Norman 72% / Partner 20% / Ankur Jain 4% / Greg Kristof 4%, and assuming a Seed Round sold for fifteen percent (15%) of the post-money fully-diluted capitalization in which Ankur Jain's position does not dilute (per the Company's separate arrangement with him), Norman, Partner and Greg collectively absorb more than 15% dilution to hold Ankur flat and still deliver 15% to the Seed investors. On that assumption Partner's post-Seed position would be 16.875% (not the ~17% a simple pro-rata calculation would suggest) — 833,333 shares of a 4,938,272-share fully-diluted total. The Seed Round is an offering of up to $1,500,000 of Class A Common Stock at $2.025 per share with no minimum aggregate raise, and may close for less than the full amount, so that figure is an illustration only and Partner's actual post-Seed percentage depends on the final size of the Seed Round. Partner has no anti-dilution protection with respect to the Seed Round or any subsequent issuance.</w:t>
+        <w:t>2.2  Seed dilution applies.  Because the Base Shares are measured pre-Seed, Partner is diluted by the Seed Round on the same basis as Norman and Greg Kristof. For illustration only: on a pre-Seed capitalization of Norman 72% / Partner 20% / Ankur Jain 4% / Greg Kristof 4%, and assuming a Seed Round sold for fifteen percent (15%) of the post-money fully-diluted capitalization in which Ankur Jain's position does not dilute (per the Company's separate arrangement with him), Norman, Partner and Greg collectively absorb more than 15% dilution to hold Ankur flat and still deliver 15% to the Seed investors. On that assumption Partner's post-Seed position would be 16.875% (not the ~17% a simple pro-rata calculation would suggest) — 833,333 shares of a 4,938,271-share fully-diluted total, the Seed Round issuing 740,740 shares ($1,500,000 ÷ $2.025 = 740,740.74, rounded down to a whole share). The Seed Round is an offering of up to $1,500,000 of Class A Common Stock at $2.025 per share with no minimum aggregate raise, and may close for less than the full amount, so that figure is an illustration only and Partner's actual post-Seed percentage depends on the final size of the Seed Round. Partner has no anti-dilution protection with respect to the Seed Round or any subsequent issuance.</w:t>
       </w:r>
       <w:r>
         <w:rPr>
